--- a/rapport/Etat_de_l_art.docx
+++ b/rapport/Etat_de_l_art.docx
@@ -82,7 +82,7 @@
           <w:sz w:val="22"/>
           <w:szCs w:val="22"/>
         </w:rPr>
-        <w:t xml:space="preserve">Projet MSC AIC — IA Générative</w:t>
+        <w:t xml:space="preserve">Projet MSC AIC, IA Générative</w:t>
       </w:r>
     </w:p>
     <w:p>
@@ -163,7 +163,7 @@
           <w:sz w:val="22"/>
           <w:szCs w:val="22"/>
         </w:rPr>
-        <w:t xml:space="preserve">La génération d'images de visages humains photo-réalistes constitue depuis une décennie l'un des bancs d'essai les plus exigeants de l'intelligence artificielle générative. Le visage humain est un objet visuel singulier : sa structure est fortement contrainte (symétrie, position des traits), mais notre système perceptif y est extraordinairement sensible, de sorte que la moindre incohérence anatomique est immédiatement détectée — phénomène connu sous le nom de « vallée de l'étrange ». Réussir à générer des visages convaincants exige donc des modèles capables de capturer à la fois la structure globale et les micro-textures (grain de peau, cheveux, reflets oculaires).</w:t>
+        <w:t xml:space="preserve">La génération d'images de visages humains photo-réalistes constitue depuis une décennie l'un des bancs d'essai les plus exigeants de l'intelligence artificielle générative. Le visage humain est un objet visuel singulier : sa structure est fortement contrainte (symétrie, position des traits), mais notre système perceptif y est extraordinairement sensible, de sorte que la moindre incohérence anatomique est immédiatement détectée, phénomène connu sous le nom de « vallée de l'étrange ». Réussir à générer des visages convaincants exige donc des modèles capables de capturer à la fois la structure globale et les micro-textures (grain de peau, cheveux, reflets oculaires).</w:t>
       </w:r>
     </w:p>
     <w:p>
@@ -177,7 +177,7 @@
           <w:sz w:val="22"/>
           <w:szCs w:val="22"/>
         </w:rPr>
-        <w:t xml:space="preserve">Au-delà du réalisme, ce projet pose une seconde exigence, plus difficile encore : le contrôle. Il ne s'agit pas seulement d'échantillonner des visages plausibles, mais de générer un visage possédant des attributs démographiques précis — un âge dans la plage 18-70 ans (idéalement contrôlé de manière continue), un genre, et une couleur de peau parmi un ensemble représentatif de la diversité humaine. Ce cahier des charges déplace le problème de la génération inconditionnelle p(x) vers la génération conditionnelle p(x|c), où c est un vecteur d'attributs, et soulève trois questions scientifiques que cet état de l'art examine successivement :</w:t>
+        <w:t xml:space="preserve">Au-delà du réalisme, ce projet pose une seconde exigence, plus difficile encore : le contrôle. Il ne s'agit pas seulement d'échantillonner des visages plausibles, mais de générer un visage possédant des attributs démographiques précis, un âge dans la plage 18-70 ans (idéalement contrôlé de manière continue), un genre, et une couleur de peau parmi un ensemble représentatif de la diversité humaine. Ce cahier des charges déplace le problème de la génération inconditionnelle p(x) vers la génération conditionnelle p(x|c), où c est un vecteur d'attributs, et soulève trois questions scientifiques que cet état de l'art examine successivement :</w:t>
       </w:r>
     </w:p>
     <w:p>
@@ -223,15 +223,15 @@
           <w:sz w:val="22"/>
           <w:szCs w:val="22"/>
         </w:rPr>
-        <w:t xml:space="preserve">Comment injecter et faire respecter la condition </w:t>
-      </w:r>
-      <w:r>
-        <w:rPr>
-          <w:rFonts w:ascii="Calibri" w:cs="Calibri" w:eastAsia="Calibri" w:hAnsi="Calibri"/>
-          <w:sz w:val="22"/>
-          <w:szCs w:val="22"/>
-        </w:rPr>
-        <w:t xml:space="preserve">— encodage des attributs, mécanismes de guidage, désintrication des facteurs de variation ? (section 3)</w:t>
+        <w:t xml:space="preserve">Comment injecter et faire respecter la condition</w:t>
+      </w:r>
+      <w:r>
+        <w:rPr>
+          <w:rFonts w:ascii="Calibri" w:cs="Calibri" w:eastAsia="Calibri" w:hAnsi="Calibri"/>
+          <w:sz w:val="22"/>
+          <w:szCs w:val="22"/>
+        </w:rPr>
+        <w:t xml:space="preserve"> : encodage des attributs, mécanismes de guidage, désintrication des facteurs de variation ? (section 3)</w:t>
       </w:r>
     </w:p>
     <w:p>
@@ -298,7 +298,7 @@
           <w:sz w:val="22"/>
           <w:szCs w:val="22"/>
         </w:rPr>
-        <w:t xml:space="preserve">Un modèle génératif apprend la distribution de probabilité sous-jacente p(x) d'un ensemble de données, afin d'en échantillonner de nouvelles instances. Quatre grandes familles ont marqué la génération de visages : les auto-encodeurs variationnels, les réseaux antagonistes génératifs, les modèles autorégressifs et les modèles de diffusion. Nous concentrons l'analyse sur les deux familles dominantes pour les visages — GANs et diffusion — après un bref passage par les VAE dont les concepts (espace latent, encodeur/décodeur) irriguent toutes les autres approches.</w:t>
+        <w:t xml:space="preserve">Un modèle génératif apprend la distribution de probabilité sous-jacente p(x) d'un ensemble de données, afin d'en échantillonner de nouvelles instances. Quatre grandes familles ont marqué la génération de visages : les auto-encodeurs variationnels, les réseaux antagonistes génératifs, les modèles autorégressifs et les modèles de diffusion. Nous concentrons l'analyse sur les deux familles dominantes pour les visages (GANs et diffusion) après un bref passage par les VAE dont les concepts (espace latent, encodeur/décodeur) irriguent toutes les autres approches.</w:t>
       </w:r>
     </w:p>
     <w:p>
@@ -324,7 +324,7 @@
           <w:sz w:val="22"/>
           <w:szCs w:val="22"/>
         </w:rPr>
-        <w:t xml:space="preserve">Le VAE [2] apprend simultanément un encodeur q(z|x), qui projette l'image dans un espace latent de faible dimension, et un décodeur p(x|z), qui la reconstruit. L'entraînement maximise une borne inférieure de la vraisemblance (ELBO) combinant une erreur de reconstruction et une régularisation KL qui contraint l'espace latent à suivre une gaussienne standard — ce qui permet ensuite d'échantillonner z ~ N(0, I) et de décoder de nouveaux visages. Les VAE sont stables à entraîner et offrent un espace latent naturellement structuré, propice à l'interpolation. Leur défaut historique est le flou des images générées : la vraisemblance gaussienne pénalise mal les hautes fréquences, et le modèle « moyenne » les détails. Ils survivent aujourd'hui surtout comme composants : le VQ-VAE et le VAE de compression de Stable Diffusion [15] en sont les héritiers directs.</w:t>
+        <w:t xml:space="preserve">Le VAE [2] apprend simultanément un encodeur q(z|x), qui projette l'image dans un espace latent de faible dimension, et un décodeur p(x|z), qui la reconstruit. L'entraînement maximise une borne inférieure de la vraisemblance (ELBO) combinant une erreur de reconstruction et une régularisation KL qui contraint l'espace latent à suivre une gaussienne standard, ce qui permet ensuite d'échantillonner z ~ N(0, I) et de décoder de nouveaux visages. Les VAE sont stables à entraîner et offrent un espace latent naturellement structuré, propice à l'interpolation. Leur défaut historique est le flou des images générées : la vraisemblance gaussienne pénalise mal les hautes fréquences, et le modèle « moyenne » les détails. Ils survivent aujourd'hui surtout comme composants : le VQ-VAE et le VAE de compression de Stable Diffusion [15] en sont les héritiers directs.</w:t>
       </w:r>
     </w:p>
     <w:p>
@@ -485,7 +485,7 @@
           <w:sz w:val="22"/>
           <w:szCs w:val="22"/>
         </w:rPr>
-        <w:t xml:space="preserve">q(xt | xt−1) = N(xt ; √(1−βt) · xt−1 , βt · I)</w:t>
+        <w:t xml:space="preserve">q(xt | xt−1) = N(xt ; √(1−βt) · xt−1, βt · I)</w:t>
       </w:r>
     </w:p>
     <w:p>
@@ -567,7 +567,7 @@
           <w:sz w:val="22"/>
           <w:szCs w:val="22"/>
         </w:rPr>
-        <w:t xml:space="preserve">) ε avec ε ~ N(0, I). Le réseau — un UNet conditionné par l'étape t — apprend à prédire le bruit ε ajouté, en minimisant une simple erreur quadratique :</w:t>
+        <w:t xml:space="preserve">) ε avec ε ~ N(0, I). Le réseau (un UNet conditionné par l'étape t) apprend à prédire le bruit ε ajouté, en minimisant une simple erreur quadratique :</w:t>
       </w:r>
     </w:p>
     <w:p>
@@ -583,7 +583,7 @@
           <w:sz w:val="22"/>
           <w:szCs w:val="22"/>
         </w:rPr>
-        <w:t xml:space="preserve">L = E[ ‖ ε − εθ(xt , t) ‖² ]</w:t>
+        <w:t xml:space="preserve">L = E[ ‖ ε − εθ(xt, t) ‖² ]</w:t>
       </w:r>
     </w:p>
     <w:p>
@@ -614,7 +614,7 @@
           <w:sz w:val="22"/>
           <w:szCs w:val="22"/>
         </w:rPr>
-        <w:t xml:space="preserve"> et on débruite itérativement. Cette perte de régression, sans dynamique adversaire, explique la stabilité remarquable de l'entraînement : pas de mode collapse, convergence monotone, hyperparamètres peu sensibles. Improved DDPM [11] apporte le programme de bruit en cosinus (qui détruit l'information plus graduellement que le programme linéaire, bénéfique en basse résolution) et l'apprentissage des variances ; Dhariwal &amp; Nichol [12] démontrent, avec une architecture UNet optimisée et le guidage par classifieur, que la diffusion bat les GANs en qualité d'image sur ImageNet — résultat charnière qui a fait basculer le domaine.</w:t>
+        <w:t xml:space="preserve"> et on débruite itérativement. Cette perte de régression, sans dynamique adversaire, explique la stabilité remarquable de l'entraînement : pas de mode collapse, convergence monotone, hyperparamètres peu sensibles. Improved DDPM [11] apporte le programme de bruit en cosinus (qui détruit l'information plus graduellement que le programme linéaire, bénéfique en basse résolution) et l'apprentissage des variances ; Dhariwal &amp; Nichol [12] démontrent, avec une architecture UNet optimisée et le guidage par classifieur, que la diffusion bat les GANs en qualité d'image sur ImageNet, résultat charnière qui a fait basculer le domaine.</w:t>
       </w:r>
     </w:p>
     <w:p>
@@ -657,7 +657,7 @@
           <w:sz w:val="22"/>
           <w:szCs w:val="22"/>
         </w:rPr>
-        <w:t xml:space="preserve"> fixé, l'image générée est une fonction continue de la condition — ce qui rend l'interpolation d'attributs propre et reproductible, l'« identité » du visage étant portée par x</w:t>
+        <w:t xml:space="preserve"> fixé, l'image générée est une fonction continue de la condition, ce qui rend l'interpolation d'attributs propre et reproductible, l'« identité » du visage étant portée par x</w:t>
       </w:r>
       <w:r>
         <w:rPr>
@@ -700,7 +700,7 @@
           <w:sz w:val="22"/>
           <w:szCs w:val="22"/>
         </w:rPr>
-        <w:t xml:space="preserve">Les Latent Diffusion Models [15] déplacent la diffusion de l'espace pixel vers l'espace latent compressé d'un VAE (facteur 8 : une image 512×512 devient un tenseur 64×64×4), réduisant le coût d'un à deux ordres de grandeur. Le conditionnement (texte via CLIP, classes, images) est injecté par cross-attention dans l'UNet. Stable Diffusion en est l'incarnation publique, étudiée dans notre cours : son fine-tuning sur des visages est une piste valable, mais le pré-entraînement sur des milliards d'images introduit des biais incontrôlés et masque la compréhension des mécanismes — deux raisons de notre choix d'un entraînement from scratch (section 6).</w:t>
+        <w:t xml:space="preserve">Les Latent Diffusion Models [15] déplacent la diffusion de l'espace pixel vers l'espace latent compressé d'un VAE (facteur 8 : une image 512×512 devient un tenseur 64×64×4), réduisant le coût d'un à deux ordres de grandeur. Le conditionnement (texte via CLIP, classes, images) est injecté par cross-attention dans l'UNet. Stable Diffusion en est l'incarnation publique, étudiée dans notre cours : son fine-tuning sur des visages est une piste valable, mais le pré-entraînement sur des milliards d'images introduit des biais incontrôlés et masque la compréhension des mécanismes, deux raisons de notre choix d'un entraînement from scratch (section 6).</w:t>
       </w:r>
     </w:p>
     <w:p>
@@ -1555,7 +1555,7 @@
           <w:sz w:val="22"/>
           <w:szCs w:val="22"/>
         </w:rPr>
-        <w:t xml:space="preserve">Le cGAN [4] initie le paradigme : l'étiquette c est concaténée à l'entrée du générateur et du discriminateur, qui apprennent ainsi p(x|c). AC-GAN [5] renforce le signal en ajoutant à D une tête auxiliaire de classification qui doit retrouver c depuis l'image — la fidélité à la condition devient un objectif explicite. Le discriminateur à projection [26] remplace la concaténation par un produit scalaire entre l'embedding de la condition et les caractéristiques de l'image dans D, formulation dérivée du modèle probabiliste sous-jacent et sensiblement plus stable ; c'est la variante retenue pour notre baseline. Côté diffusion, le conditionnement est architecturalement plus simple : l'embedding de la condition est ajouté à l'embedding temporel injecté dans chaque bloc résiduel de l'UNet (ou par cross-attention pour des conditions riches comme le texte). Le réseau apprend ε(xt, t, c) et le conditionnement traverse naturellement tout le processus de débruitage.</w:t>
+        <w:t xml:space="preserve">Le cGAN [4] initie le paradigme : l'étiquette c est concaténée à l'entrée du générateur et du discriminateur, qui apprennent ainsi p(x|c). AC-GAN [5] renforce le signal en ajoutant à D une tête auxiliaire de classification qui doit retrouver c depuis l'image, la fidélité à la condition devient un objectif explicite. Le discriminateur à projection [26] remplace la concaténation par un produit scalaire entre l'embedding de la condition et les caractéristiques de l'image dans D, formulation dérivée du modèle probabiliste sous-jacent et sensiblement plus stable ; c'est la variante retenue pour notre baseline. Côté diffusion, le conditionnement est architecturalement plus simple : l'embedding de la condition est ajouté à l'embedding temporel injecté dans chaque bloc résiduel de l'UNet (ou par cross-attention pour des conditions riches comme le texte). Le réseau apprend ε(xt, t, c) et le conditionnement traverse naturellement tout le processus de débruitage.</w:t>
       </w:r>
     </w:p>
     <w:p>
@@ -1581,7 +1581,7 @@
           <w:sz w:val="22"/>
           <w:szCs w:val="22"/>
         </w:rPr>
-        <w:t xml:space="preserve">Conditionner ne garantit pas que la condition soit respectée : le modèle peut apprendre à l'ignorer partiellement. Le guidage par classifieur [12] corrige la trajectoire de débruitage avec le gradient ∇ log p(c|xt) d'un classifieur entraîné sur images bruitées — efficace mais coûteux (un second réseau) et fragile. Le classifier-free guidance (CFG) [13] élimine ce classifieur par une idée élégante : entraîner un seul réseau en mode conditionnel et inconditionnel (la condition est aléatoirement masquée avec une probabilité d'environ 10 %), puis, à l'échantillonnage, extrapoler entre les deux prédictions :</w:t>
+        <w:t xml:space="preserve">Conditionner ne garantit pas que la condition soit respectée : le modèle peut apprendre à l'ignorer partiellement. Le guidage par classifieur [12] corrige la trajectoire de débruitage avec le gradient ∇ log p(c|xt) d'un classifieur entraîné sur images bruitées, efficace mais coûteux (un second réseau) et fragile. Le classifier-free guidance (CFG) [13] élimine ce classifieur par une idée élégante : entraîner un seul réseau en mode conditionnel et inconditionnel (la condition est aléatoirement masquée avec une probabilité d'environ 10 %), puis, à l'échantillonnage, extrapoler entre les deux prédictions :</w:t>
       </w:r>
     </w:p>
     <w:p>
@@ -1597,7 +1597,7 @@
           <w:sz w:val="22"/>
           <w:szCs w:val="22"/>
         </w:rPr>
-        <w:t xml:space="preserve">ε̂ = ε(xt, ∅) + w · ( ε(xt, c) − ε(xt, ∅) )</w:t>
+        <w:t xml:space="preserve">ε̂ = ε(xt, ∅) + w · (ε(xt, c) − ε(xt, ∅))</w:t>
       </w:r>
     </w:p>
     <w:p>
@@ -1637,7 +1637,7 @@
           <w:sz w:val="22"/>
           <w:szCs w:val="22"/>
         </w:rPr>
-        <w:t xml:space="preserve">L'approche duale exploite un générateur inconditionnel déjà entraîné. InfoGAN [16] force, dès l'entraînement, un sous-ensemble du code latent à être informatif (maximisation d'information mutuelle), faisant émerger des facteurs interprétables sans supervision. Avec StyleGAN, la désintrication devient exploitable a posteriori : InterFaceGAN [17] entraîne un simple SVM dans l'espace latent pour séparer, par exemple, les visages jeunes des visages âgés — la normale de l'hyperplan est alors une direction d'édition de l'âge ; GANSpace [18] découvre des directions par simple ACP des latents. Ces méthodes produisent des éditions spectaculaires mais souffrent de l'intrication résiduelle : la direction « âge » modifie souvent lunettes ou expression, et le contrôle précis d'attributs multiples exige des orthogonalisations délicates. Pour un contrôle démographique exact — l'objet du projet — le conditionnement explicite pendant l'entraînement reste plus fiable ; la désintrication demeure en revanche la référence pour l'édition de visages réels existants.</w:t>
+        <w:t xml:space="preserve">L'approche duale exploite un générateur inconditionnel déjà entraîné. InfoGAN [16] force, dès l'entraînement, un sous-ensemble du code latent à être informatif (maximisation d'information mutuelle), faisant émerger des facteurs interprétables sans supervision. Avec StyleGAN, la désintrication devient exploitable a posteriori : InterFaceGAN [17] entraîne un simple SVM dans l'espace latent pour séparer, par exemple, les visages jeunes des visages âgés (la normale de l'hyperplan est alors une direction d'édition de l'âge ; GANSpace [18] découvre des directions par simple ACP des latents. Ces méthodes produisent des éditions spectaculaires mais souffrent de l'intrication résiduelle : la direction « âge » modifie souvent lunettes ou expression, et le contrôle précis d'attributs multiples exige des orthogonalisations délicates. Pour un contrôle démographique exact) l'objet du projet, le conditionnement explicite pendant l'entraînement reste plus fiable ; la désintrication demeure en revanche la référence pour l'édition de visages réels existants.</w:t>
       </w:r>
     </w:p>
     <w:p>
@@ -1663,7 +1663,7 @@
           <w:sz w:val="22"/>
           <w:szCs w:val="22"/>
         </w:rPr>
-        <w:t xml:space="preserve">Le sujet impose un âge contrôlable « par tranches ou de manière continue » sur 18-70 ans. Traiter l'âge en classes discrètes (tranches de 10 ans) simplifie l'apprentissage mais interdit la génération à âge arbitraire et crée des discontinuités aux frontières. Nous encodons donc l'âge comme un scalaire normalisé dans [0, 1], transformé par un embedding sinusoïdal (le même mécanisme qui encode l'étape de diffusion t) puis un MLP — représentation lisse qui autorise l'interpolation continue « le même visage à 25, 40, 60 ans ». Genre et groupe de peau, intrinsèquement catégoriels, passent par des tables d'embeddings apprises. Les trois vecteurs sont sommés avec l'embedding temporel, et chaque attribut possède un embedding « nul » appris pour le masquage du CFG.</w:t>
+        <w:t xml:space="preserve">Le sujet impose un âge contrôlable « par tranches ou de manière continue » sur 18-70 ans. Traiter l'âge en classes discrètes (tranches de 10 ans) simplifie l'apprentissage mais interdit la génération à âge arbitraire et crée des discontinuités aux frontières. Nous encodons donc l'âge comme un scalaire normalisé dans [0, 1], transformé par un embedding sinusoïdal (le même mécanisme qui encode l'étape de diffusion t) puis un MLP, représentation lisse qui autorise l'interpolation continue « le même visage à 25, 40, 60 ans ». Genre et groupe de peau, intrinsèquement catégoriels, passent par des tables d'embeddings apprises. Les trois vecteurs sont sommés avec l'embedding temporel, et chaque attribut possède un embedding « nul » appris pour le masquage du CFG.</w:t>
       </w:r>
     </w:p>
     <w:p>
@@ -1689,7 +1689,7 @@
           <w:sz w:val="22"/>
           <w:szCs w:val="22"/>
         </w:rPr>
-        <w:t xml:space="preserve">L'évaluation des modèles génératifs est un problème en soi : il n'existe pas de vérité terrain par image générée. La pratique combine des métriques de réalisme distributionnel, de diversité, et — spécificité de notre projet — de fidélité aux attributs demandés.</w:t>
+        <w:t xml:space="preserve">L'évaluation des modèles génératifs est un problème en soi : il n'existe pas de vérité terrain par image générée. La pratique combine des métriques de réalisme distributionnel, de diversité, et (spécificité de notre projet) de fidélité aux attributs demandés.</w:t>
       </w:r>
     </w:p>
     <w:p>
@@ -1731,7 +1731,7 @@
           <w:sz w:val="22"/>
           <w:szCs w:val="22"/>
         </w:rPr>
-        <w:t xml:space="preserve">FID = ‖μr − μg‖² + Tr( Σr + Σg − 2(ΣrΣg)^½ )</w:t>
+        <w:t xml:space="preserve">FID = ‖μr − μg‖² + Tr(Σr + Σg − 2(ΣrΣg)^½)</w:t>
       </w:r>
     </w:p>
     <w:p>
@@ -1745,7 +1745,7 @@
           <w:sz w:val="22"/>
           <w:szCs w:val="22"/>
         </w:rPr>
-        <w:t xml:space="preserve">Plus il est bas, plus les distributions se ressemblent — en réalisme et en diversité simultanément (un modèle en mode collapse a un mauvais FID même avec de belles images). Limites connues : biais au nombre d'échantillons (50 000 recommandés, à nombre fixe pour comparer), sensibilité au prétraitement (redimensionnement, compression JPEG), et dépendance aux caractéristiques Inception entraînées sur ImageNet, peu spécifiques des visages. Ordres de grandeur sur visages : ~3 pour StyleGAN2/FFHQ à haute résolution ; pour un DDPM 64×64 entraîné from scratch avec des moyens étudiants, un FID de 15 à 30 est un objectif réaliste.</w:t>
+        <w:t xml:space="preserve">Plus il est bas, plus les distributions se ressemblent, en réalisme et en diversité simultanément (un modèle en mode collapse a un mauvais FID même avec de belles images). Limites connues : biais au nombre d'échantillons (50 000 recommandés, à nombre fixe pour comparer), sensibilité au prétraitement (redimensionnement, compression JPEG), et dépendance aux caractéristiques Inception entraînées sur ImageNet, peu spécifiques des visages. Ordres de grandeur sur visages : ~3 pour StyleGAN2/FFHQ à haute résolution ; pour un DDPM 64×64 entraîné from scratch avec des moyens étudiants, un FID de 15 à 30 est un objectif réaliste.</w:t>
       </w:r>
     </w:p>
     <w:p>
@@ -1771,7 +1771,7 @@
           <w:sz w:val="22"/>
           <w:szCs w:val="22"/>
         </w:rPr>
-        <w:t xml:space="preserve">L'IS [20] mesure, sans référence aux données réelles, deux souhaits simultanés : chaque image doit être reconnaissable (p(y|x) piquée) et l'ensemble doit être varié (p(y) uniforme) — formellement l'exponentielle de la divergence KL moyenne entre les deux. Pertinent sur ImageNet, il est peu discriminant sur les visages : toutes les images appartiennent à la même classe Inception (« visage »), et un IS élevé y est vite atteint. Nous le rapportons par convention et complétude, le FID restant la métrique principale.</w:t>
+        <w:t xml:space="preserve">L'IS [20] mesure, sans référence aux données réelles, deux souhaits simultanés : chaque image doit être reconnaissable (p(y|x) piquée) et l'ensemble doit être varié (p(y) uniforme), formellement l'exponentielle de la divergence KL moyenne entre les deux. Pertinent sur ImageNet, il est peu discriminant sur les visages : toutes les images appartiennent à la même classe Inception (« visage »), et un IS élevé y est vite atteint. Nous le rapportons par convention et complétude, le FID restant la métrique principale.</w:t>
       </w:r>
     </w:p>
     <w:p>
@@ -1797,7 +1797,7 @@
           <w:sz w:val="22"/>
           <w:szCs w:val="22"/>
         </w:rPr>
-        <w:t xml:space="preserve">LPIPS [21] mesure la distance entre deux images dans l'espace des activations d'un réseau profond, calibré sur des jugements humains — bien plus fidèle à la perception que le PSNR ou le SSIM. Au-delà de son usage en similarité, nous l'employons comme mesure de diversité intra-condition : pour des attributs fixés, on génère N visages et on calcule le LPIPS moyen entre paires. Une valeur élevée indique que le modèle produit des identités variées pour une même condition ; une valeur proche de zéro trahit un mode collapse conditionnel — pathologie typique des cGANs que cette métrique rend visible et que la comparaison DDPM/cGAN de notre démonstrateur illustre. Precision/Recall pour modèles génératifs [22] complète ce tableau en séparant explicitement réalisme (precision) et couverture (recall).</w:t>
+        <w:t xml:space="preserve">LPIPS [21] mesure la distance entre deux images dans l'espace des activations d'un réseau profond, calibré sur des jugements humains (bien plus fidèle à la perception que le PSNR ou le SSIM. Au-delà de son usage en similarité, nous l'employons comme mesure de diversité intra-condition : pour des attributs fixés, on génère N visages et on calcule le LPIPS moyen entre paires. Une valeur élevée indique que le modèle produit des identités variées pour une même condition ; une valeur proche de zéro trahit un mode collapse conditionnel) pathologie typique des cGANs que cette métrique rend visible et que la comparaison DDPM/cGAN de notre démonstrateur illustre. Precision/Recall pour modèles génératifs [22] complète ce tableau en séparant explicitement réalisme (precision) et couverture (recall).</w:t>
       </w:r>
     </w:p>
     <w:p>
@@ -1823,7 +1823,7 @@
           <w:sz w:val="22"/>
           <w:szCs w:val="22"/>
         </w:rPr>
-        <w:t xml:space="preserve">Aucune métrique standard ne mesure « le visage a-t-il bien l'âge demandé ? ». La pratique consensuelle consiste à entraîner un classifieur d'attributs indépendant (dans notre cas un ResNet-18 à trois têtes : régression d'âge, genre, groupe de peau, entraîné sur FairFace) et à confronter ses prédictions sur les visages générés aux attributs demandés. Nous rapportons l'exactitude pour genre et peau, et l'erreur absolue moyenne en années pour l'âge, ainsi que leur évolution en fonction du poids de guidage w — courbe qui matérialise expérimentalement le compromis fidélité/diversité du CFG. Cette évaluation a ses limites, discutées en section 7 : le classifieur a ses propres biais, qui peuvent différer selon les groupes démographiques [28].</w:t>
+        <w:t xml:space="preserve">Aucune métrique standard ne mesure « le visage a-t-il bien l'âge demandé ? ». La pratique consensuelle consiste à entraîner un classifieur d'attributs indépendant (dans notre cas un ResNet-18 à trois têtes : régression d'âge, genre, groupe de peau, entraîné sur FairFace) et à confronter ses prédictions sur les visages générés aux attributs demandés. Nous rapportons l'exactitude pour genre et peau, et l'erreur absolue moyenne en années pour l'âge, ainsi que leur évolution en fonction du poids de guidage w, courbe qui matérialise expérimentalement le compromis fidélité/diversité du CFG. Cette évaluation a ses limites, discutées en section 7 : le classifieur a ses propres biais, qui peuvent différer selon les groupes démographiques [28].</w:t>
       </w:r>
     </w:p>
     <w:p>
@@ -2414,7 +2414,7 @@
           <w:sz w:val="22"/>
           <w:szCs w:val="22"/>
         </w:rPr>
-        <w:t xml:space="preserve">FairFace s'impose pour ce projet : c'est le seul corpus à la fois annoté sur nos trois attributs exacts et construit explicitement pour l'équilibre des groupes démographiques — les sept groupes y sont représentés à parts quasi égales, là où CelebA ou FFHQ sur-représentent massivement certains phénotypes. Cet équilibre conditionne directement la capacité du modèle à générer avec une qualité homogène toutes les combinaisons d'attributs (section 7). L'annotation d'âge par tranches est convertie en valeur continue (milieu de tranche), et la plage est filtrée à 18-70 ans conformément au sujet ; UTKFace, annoté à l'année près, sert de complément pour valider le contrôle continu de l'âge.</w:t>
+        <w:t xml:space="preserve">FairFace s'impose pour ce projet : c'est le seul corpus à la fois annoté sur nos trois attributs exacts et construit explicitement pour l'équilibre des groupes démographiques, les sept groupes y sont représentés à parts quasi égales, là où CelebA ou FFHQ sur-représentent massivement certains phénotypes. Cet équilibre conditionne directement la capacité du modèle à générer avec une qualité homogène toutes les combinaisons d'attributs (section 7). L'annotation d'âge par tranches est convertie en valeur continue (milieu de tranche), et la plage est filtrée à 18-70 ans conformément au sujet ; UTKFace, annoté à l'année près, sert de complément pour valider le contrôle continu de l'âge.</w:t>
       </w:r>
     </w:p>
     <w:p>
@@ -2498,7 +2498,7 @@
           <w:sz w:val="22"/>
           <w:szCs w:val="22"/>
         </w:rPr>
-        <w:t xml:space="preserve">la perte de régression du DDPM converge de façon monotone, sans l'instabilité adversaire — critère décisif avec un budget GPU étudiant, où chaque relance d'entraînement coûte des heures.</w:t>
+        <w:t xml:space="preserve">la perte de régression du DDPM converge de façon monotone, sans l'instabilité adversaire, critère décisif avec un budget GPU étudiant, où chaque relance d'entraînement coûte des heures.</w:t>
       </w:r>
     </w:p>
     <w:p>
@@ -2570,7 +2570,7 @@
           <w:sz w:val="22"/>
           <w:szCs w:val="22"/>
         </w:rPr>
-        <w:t xml:space="preserve">Les limites assumées : la résolution modérée (64-128px contre 1024px pour StyleGAN2 — le coût d'entraînement de la haute résolution étant hors de portée du projet), et un coût d'inférence supérieur au GAN, ramené à 1-3 secondes par lot grâce à DDIM, compatible avec l'exigence de quasi-temps-réel de l'interface.</w:t>
+        <w:t xml:space="preserve">Les limites assumées : la résolution modérée (64-128px contre 1024px pour StyleGAN2, le coût d'entraînement de la haute résolution étant hors de portée du projet), et un coût d'inférence supérieur au GAN, ramené à 1-3 secondes par lot grâce à DDIM, compatible avec l'exigence de quasi-temps-réel de l'interface.</w:t>
       </w:r>
     </w:p>
     <w:p>
@@ -2608,7 +2608,7 @@
           <w:sz w:val="22"/>
           <w:szCs w:val="22"/>
         </w:rPr>
-        <w:t xml:space="preserve">Tout modèle génératif hérite des biais de son corpus. Les datasets historiques de visages sont déséquilibrés : CelebA sur-représente des célébrités jeunes à peau claire ; les conséquences documentées de tels déséquilibres vont de la qualité de génération dégradée pour les groupes minoritaires aux erreurs de classification discriminatoires [28]. Notre choix de FairFace comme corpus principal est une décision éthique autant que technique. Nous évaluons en outre la qualité (FID) et la fidélité par groupe démographique, et non seulement en moyenne globale — une moyenne flatteuse pouvant masquer un effondrement sur un groupe minoritaire. Les catégories elles-mêmes appellent la prudence : sept groupes discrets ne sauraient épuiser la diversité humaine, et « genre » y est réduit à un binaire hérité des annotations disponibles ; nous le documentons comme une limite du cadre, non comme une position.'</w:t>
+        <w:t xml:space="preserve">Tout modèle génératif hérite des biais de son corpus. Les datasets historiques de visages sont déséquilibrés : CelebA sur-représente des célébrités jeunes à peau claire ; les conséquences documentées de tels déséquilibres vont de la qualité de génération dégradée pour les groupes minoritaires aux erreurs de classification discriminatoires [28]. Notre choix de FairFace comme corpus principal est une décision éthique autant que technique. Nous évaluons en outre la qualité (FID) et la fidélité par groupe démographique, et non seulement en moyenne globale, une moyenne flatteuse pouvant masquer un effondrement sur un groupe minoritaire. Les catégories elles-mêmes appellent la prudence : sept groupes discrets ne sauraient épuiser la diversité humaine, et « genre » y est réduit à un binaire hérité des annotations disponibles ; nous le documentons comme une limite du cadre, non comme une position.'</w:t>
       </w:r>
     </w:p>
     <w:p>
@@ -2634,7 +2634,7 @@
           <w:sz w:val="22"/>
           <w:szCs w:val="22"/>
         </w:rPr>
-        <w:t xml:space="preserve">Un générateur de visages contrôlable a des usages légitimes (données synthétiques respectueuses de la vie privée, anonymisation, création artistique, équilibrage de datasets) et des mésusages sérieux : deepfakes, faux profils, usurpation. Plusieurs propriétés de notre démonstrateur limitent structurellement les risques : les visages sont générés à basse résolution depuis du bruit — le système ne peut ni cibler ni reproduire une personne réelle, n'ayant aucune fonction d'inversion ou d'édition d'images existantes. Nous y ajoutons des mesures de bonne pratique : mention explicite « visage synthétique » dans l'interface, documentation des usages proscrits, et non-diffusion des poids hors du cadre pédagogique. À l'échelle du domaine, la réponse passe par le watermarking des contenus générés (norme C2PA), les détecteurs de synthèse, et les cadres réglementaires de type AI Act européen, qui impose la transparence sur les contenus synthétiques.</w:t>
+        <w:t xml:space="preserve">Un générateur de visages contrôlable a des usages légitimes (données synthétiques respectueuses de la vie privée, anonymisation, création artistique, équilibrage de datasets) et des mésusages sérieux : deepfakes, faux profils, usurpation. Plusieurs propriétés de notre démonstrateur limitent structurellement les risques : les visages sont générés à basse résolution depuis du bruit, le système ne peut ni cibler ni reproduire une personne réelle, n'ayant aucune fonction d'inversion ou d'édition d'images existantes. Nous y ajoutons des mesures de bonne pratique : mention explicite « visage synthétique » dans l'interface, documentation des usages proscrits, et non-diffusion des poids hors du cadre pédagogique. À l'échelle du domaine, la réponse passe par le watermarking des contenus générés (norme C2PA), les détecteurs de synthèse, et les cadres réglementaires de type AI Act européen, qui impose la transparence sur les contenus synthétiques.</w:t>
       </w:r>
     </w:p>
     <w:p>
@@ -2660,7 +2660,7 @@
           <w:sz w:val="22"/>
           <w:szCs w:val="22"/>
         </w:rPr>
-        <w:t xml:space="preserve">Les visages d'entraînement sont des données biométriques de personnes n'ayant généralement pas consenti à cet usage — problème générique des corpus collectés sur le web, que FairFace (images sous licence Creative Commons, usage recherche) atténue sans l'éliminer. Le projet reste dans un cadre strictement pédagogique : pas de redistribution des données, pas de tentative de ré-identification, et les visages générés, purement synthétiques, ne correspondent à aucune personne existante.</w:t>
+        <w:t xml:space="preserve">Les visages d'entraînement sont des données biométriques de personnes n'ayant généralement pas consenti à cet usage, problème générique des corpus collectés sur le web, que FairFace (images sous licence Creative Commons, usage recherche) atténue sans l'éliminer. Le projet reste dans un cadre strictement pédagogique : pas de redistribution des données, pas de tentative de ré-identification, et les visages générés, purement synthétiques, ne correspondent à aucune personne existante.</w:t>
       </w:r>
     </w:p>
     <w:p>
@@ -2686,7 +2686,7 @@
           <w:sz w:val="22"/>
           <w:szCs w:val="22"/>
         </w:rPr>
-        <w:t xml:space="preserve">Cet état de l'art a retracé la trajectoire de la génération de visages : des VAE fondateurs mais flous, aux GANs qui ont conquis le photo-réalisme (DCGAN, ProGAN, StyleGAN) au prix d'une instabilité chronique, jusqu'aux modèles de diffusion qui dominent depuis 2021 en combinant qualité, stabilité et — via le classifier-free guidance — le mécanisme de contrôle conditionnel le plus propre du domaine. Pour le contrôle d'attributs démographiques précis, la littérature oriente clairement vers le conditionnement explicite à l'entraînement plutôt que la désintrication a posteriori, et vers une évaluation à trois volets : réalisme distributionnel (FID), diversité intra-condition (LPIPS), fidélité aux attributs (classifieur indépendant). Notre système — DDPM conditionnel + CFG sur FairFace, confronté à une baseline cGAN à protocole égal — opérationnalise ces conclusions, avec une attention explicite aux biais démographiques et aux mésusages. Le démonstrateur qui l'accompagne permet d'en éprouver interactivement les capacités : génération aux attributs choisis, âge continu, interpolation d'identité fixe, et comparaison directe des deux familles de modèles.</w:t>
+        <w:t xml:space="preserve">Cet état de l'art a retracé la trajectoire de la génération de visages : des VAE fondateurs mais flous, aux GANs qui ont conquis le photo-réalisme (DCGAN, ProGAN, StyleGAN) au prix d'une instabilité chronique, jusqu'aux modèles de diffusion qui dominent depuis 2021 en combinant qualité, stabilité et (via le classifier-free guidance) le mécanisme de contrôle conditionnel le plus propre du domaine. Pour le contrôle d'attributs démographiques précis, la littérature oriente clairement vers le conditionnement explicite à l'entraînement plutôt que la désintrication a posteriori, et vers une évaluation à trois volets : réalisme distributionnel (FID), diversité intra-condition (LPIPS), fidélité aux attributs (classifieur indépendant). Notre système (DDPM conditionnel + CFG sur FairFace, confronté à une baseline cGAN à protocole égal) opérationnalise ces conclusions, avec une attention explicite aux biais démographiques et aux mésusages. Le démonstrateur qui l'accompagne permet d'en éprouver interactivement les capacités : génération aux attributs choisis, âge continu, interpolation d'identité fixe, et comparaison directe des deux familles de modèles.</w:t>
       </w:r>
     </w:p>
     <w:p>

--- a/rapport/Etat_de_l_art.docx
+++ b/rapport/Etat_de_l_art.docx
@@ -70,6 +70,35 @@
           <w:szCs w:val="24"/>
         </w:rPr>
         <w:t xml:space="preserve">Techniques de génération, contrôle conditionnel et métriques d'évaluation</w:t>
+      </w:r>
+    </w:p>
+    <w:p>
+      <w:pPr>
+        <w:spacing w:after="60" w:before="200"/>
+        <w:jc w:val="center"/>
+      </w:pPr>
+      <w:r>
+        <w:rPr>
+          <w:rFonts w:ascii="Calibri" w:cs="Calibri" w:eastAsia="Calibri" w:hAnsi="Calibri"/>
+          <w:color w:val="666666"/>
+          <w:sz w:val="20"/>
+          <w:szCs w:val="20"/>
+        </w:rPr>
+        <w:t xml:space="preserve">Travail réalisé par</w:t>
+      </w:r>
+    </w:p>
+    <w:p>
+      <w:pPr>
+        <w:spacing w:after="200"/>
+        <w:jc w:val="center"/>
+      </w:pPr>
+      <w:r>
+        <w:rPr>
+          <w:rFonts w:ascii="Calibri" w:cs="Calibri" w:eastAsia="Calibri" w:hAnsi="Calibri"/>
+          <w:sz w:val="22"/>
+          <w:szCs w:val="22"/>
+        </w:rPr>
+        <w:t xml:space="preserve">Edouard LOUAMOU · Isaac KOUMOUS · Jeffrey TANDJEU · Kelian SUAMI</w:t>
       </w:r>
     </w:p>
     <w:p>
@@ -614,7 +643,7 @@
           <w:sz w:val="22"/>
           <w:szCs w:val="22"/>
         </w:rPr>
-        <w:t xml:space="preserve"> et on débruite itérativement. Cette perte de régression, sans dynamique adversaire, explique la stabilité remarquable de l'entraînement : pas de mode collapse, convergence monotone, hyperparamètres peu sensibles. Improved DDPM [11] apporte le programme de bruit en cosinus (qui détruit l'information plus graduellement que le programme linéaire, bénéfique en basse résolution) et l'apprentissage des variances ; Dhariwal &amp; Nichol [12] démontrent, avec une architecture UNet optimisée et le guidage par classifieur, que la diffusion bat les GANs en qualité d'image sur ImageNet, résultat charnière qui a fait basculer le domaine.</w:t>
+        <w:t xml:space="preserve"> et on débruite itérativement. Cette perte de régression, sans dynamique adversaire, explique la stabilité remarquable de l'entraînement : pas de mode collapse, convergence monotone, hyperparamètres peu sensibles. Improved DDPM [11] apporte le programme de bruit en cosinus (qui détruit l'information plus graduellement que le programme linéaire, bénéfique en basse résolution) et l'apprentissage des variances ; Dhariwal &amp; Nichol [12] démontrent, avec une architecture UNet optimisée et le guidage par classifieur, que la diffusion surpasse les GANs en qualité d'image sur ImageNet, résultat charnière qui a fait basculer le domaine.</w:t>
       </w:r>
     </w:p>
     <w:p>
@@ -1637,7 +1666,7 @@
           <w:sz w:val="22"/>
           <w:szCs w:val="22"/>
         </w:rPr>
-        <w:t xml:space="preserve">L'approche duale exploite un générateur inconditionnel déjà entraîné. InfoGAN [16] force, dès l'entraînement, un sous-ensemble du code latent à être informatif (maximisation d'information mutuelle), faisant émerger des facteurs interprétables sans supervision. Avec StyleGAN, la désintrication devient exploitable a posteriori : InterFaceGAN [17] entraîne un simple SVM dans l'espace latent pour séparer, par exemple, les visages jeunes des visages âgés (la normale de l'hyperplan est alors une direction d'édition de l'âge ; GANSpace [18] découvre des directions par simple ACP des latents. Ces méthodes produisent des éditions spectaculaires mais souffrent de l'intrication résiduelle : la direction « âge » modifie souvent lunettes ou expression, et le contrôle précis d'attributs multiples exige des orthogonalisations délicates. Pour un contrôle démographique exact) l'objet du projet, le conditionnement explicite pendant l'entraînement reste plus fiable ; la désintrication demeure en revanche la référence pour l'édition de visages réels existants.</w:t>
+        <w:t xml:space="preserve">L'approche duale exploite un générateur inconditionnel déjà entraîné. InfoGAN [16] force, dès l'entraînement, un sous-ensemble du code latent à être informatif (maximisation d'information mutuelle), faisant émerger des facteurs interprétables sans supervision. Avec StyleGAN, la désintrication devient exploitable a posteriori : InterFaceGAN [17] entraîne un simple SVM dans l'espace latent pour séparer, par exemple, les visages jeunes des visages âgés (la normale de l'hyperplan est alors une direction d'édition de l'âge) ; GANSpace [18] découvre des directions par simple ACP des latents. Ces méthodes produisent des éditions visuellement convaincantes mais souffrent de l'intrication résiduelle : la direction « âge » modifie souvent lunettes ou expression, et le contrôle précis d'attributs multiples exige des orthogonalisations délicates. Pour un contrôle démographique exact, objet du projet, le conditionnement explicite pendant l'entraînement reste plus fiable ; la désintrication demeure en revanche la référence pour l'édition de visages réels existants.</w:t>
       </w:r>
     </w:p>
     <w:p>
@@ -1797,7 +1826,7 @@
           <w:sz w:val="22"/>
           <w:szCs w:val="22"/>
         </w:rPr>
-        <w:t xml:space="preserve">LPIPS [21] mesure la distance entre deux images dans l'espace des activations d'un réseau profond, calibré sur des jugements humains (bien plus fidèle à la perception que le PSNR ou le SSIM. Au-delà de son usage en similarité, nous l'employons comme mesure de diversité intra-condition : pour des attributs fixés, on génère N visages et on calcule le LPIPS moyen entre paires. Une valeur élevée indique que le modèle produit des identités variées pour une même condition ; une valeur proche de zéro trahit un mode collapse conditionnel) pathologie typique des cGANs que cette métrique rend visible et que la comparaison DDPM/cGAN de notre démonstrateur illustre. Precision/Recall pour modèles génératifs [22] complète ce tableau en séparant explicitement réalisme (precision) et couverture (recall).</w:t>
+        <w:t xml:space="preserve">LPIPS [21] mesure la distance entre deux images dans l'espace des activations d'un réseau profond, calibré sur des jugements humains (bien plus fidèle à la perception que le PSNR ou le SSIM). Au-delà de son usage en similarité, nous l'employons comme mesure de diversité intra-condition : pour des attributs fixés, on génère N visages et on calcule le LPIPS moyen entre paires. Une valeur élevée indique que le modèle produit des identités variées pour une même condition ; une valeur proche de zéro trahit un mode collapse conditionnel, pathologie typique des cGANs que cette métrique rend visible et que la comparaison DDPM/cGAN de notre démonstrateur illustre. Precision/Recall pour modèles génératifs [22] complète ce tableau en séparant explicitement réalisme (precision) et couverture (recall).</w:t>
       </w:r>
     </w:p>
     <w:p>
